--- a/SRS CartWise.docx
+++ b/SRS CartWise.docx
@@ -413,7 +413,7 @@
     </w:p>
     <w:sdt>
       <w:sdtPr>
-        <w:id w:val="2105994222"/>
+        <w:id w:val="470316919"/>
         <w:docPartObj>
           <w:docPartGallery w:val="Table of Contents"/>
           <w:docPartUnique w:val="1"/>
@@ -4879,7 +4879,7 @@
           <wp:inline distB="114300" distT="114300" distL="114300" distR="114300">
             <wp:extent cx="2915603" cy="6147232"/>
             <wp:effectExtent b="12700" l="12700" r="12700" t="12700"/>
-            <wp:docPr id="1" name="image1.png"/>
+            <wp:docPr id="2" name="image1.png"/>
             <a:graphic>
               <a:graphicData uri="http://schemas.openxmlformats.org/drawingml/2006/picture">
                 <pic:pic>
@@ -5334,6 +5334,118 @@
     </w:p>
     <w:p>
       <w:pPr>
+        <w:spacing w:after="240" w:before="240" w:lineRule="auto"/>
+        <w:rPr>
+          <w:rFonts w:ascii="Arial" w:cs="Arial" w:eastAsia="Arial" w:hAnsi="Arial"/>
+          <w:sz w:val="22"/>
+          <w:szCs w:val="22"/>
+        </w:rPr>
+      </w:pPr>
+      <w:bookmarkStart w:colFirst="0" w:colLast="0" w:name="_hjuocnkmqop" w:id="64"/>
+      <w:bookmarkEnd w:id="64"/>
+      <w:r>
+        <w:rPr>
+          <w:rFonts w:ascii="Arial" w:cs="Arial" w:eastAsia="Arial" w:hAnsi="Arial"/>
+          <w:sz w:val="22"/>
+          <w:szCs w:val="22"/>
+        </w:rPr>
+        <w:drawing>
+          <wp:inline distB="114300" distT="114300" distL="114300" distR="114300">
+            <wp:extent cx="5943600" cy="4140200"/>
+            <wp:effectExtent b="0" l="0" r="0" t="0"/>
+            <wp:docPr id="3" name="image2.jpg"/>
+            <a:graphic>
+              <a:graphicData uri="http://schemas.openxmlformats.org/drawingml/2006/picture">
+                <pic:pic>
+                  <pic:nvPicPr>
+                    <pic:cNvPr id="0" name="image2.jpg"/>
+                    <pic:cNvPicPr preferRelativeResize="0"/>
+                  </pic:nvPicPr>
+                  <pic:blipFill>
+                    <a:blip r:embed="rId16"/>
+                    <a:srcRect b="0" l="0" r="0" t="0"/>
+                    <a:stretch>
+                      <a:fillRect/>
+                    </a:stretch>
+                  </pic:blipFill>
+                  <pic:spPr>
+                    <a:xfrm>
+                      <a:off x="0" y="0"/>
+                      <a:ext cx="5943600" cy="4140200"/>
+                    </a:xfrm>
+                    <a:prstGeom prst="rect"/>
+                    <a:ln/>
+                  </pic:spPr>
+                </pic:pic>
+              </a:graphicData>
+            </a:graphic>
+          </wp:inline>
+        </w:drawing>
+      </w:r>
+      <w:r>
+        <w:rPr>
+          <w:rtl w:val="0"/>
+        </w:rPr>
+      </w:r>
+    </w:p>
+    <w:p>
+      <w:pPr>
+        <w:spacing w:after="240" w:before="240" w:lineRule="auto"/>
+        <w:rPr>
+          <w:rFonts w:ascii="Arial" w:cs="Arial" w:eastAsia="Arial" w:hAnsi="Arial"/>
+          <w:sz w:val="22"/>
+          <w:szCs w:val="22"/>
+        </w:rPr>
+      </w:pPr>
+      <w:bookmarkStart w:colFirst="0" w:colLast="0" w:name="_ftq62dpff4np" w:id="65"/>
+      <w:bookmarkEnd w:id="65"/>
+      <w:r>
+        <w:rPr>
+          <w:rFonts w:ascii="Arial" w:cs="Arial" w:eastAsia="Arial" w:hAnsi="Arial"/>
+          <w:sz w:val="22"/>
+          <w:szCs w:val="22"/>
+        </w:rPr>
+        <w:drawing>
+          <wp:inline distB="114300" distT="114300" distL="114300" distR="114300">
+            <wp:extent cx="5943600" cy="5308600"/>
+            <wp:effectExtent b="0" l="0" r="0" t="0"/>
+            <wp:docPr id="1" name="image3.jpg"/>
+            <a:graphic>
+              <a:graphicData uri="http://schemas.openxmlformats.org/drawingml/2006/picture">
+                <pic:pic>
+                  <pic:nvPicPr>
+                    <pic:cNvPr id="0" name="image3.jpg"/>
+                    <pic:cNvPicPr preferRelativeResize="0"/>
+                  </pic:nvPicPr>
+                  <pic:blipFill>
+                    <a:blip r:embed="rId17"/>
+                    <a:srcRect b="0" l="0" r="0" t="0"/>
+                    <a:stretch>
+                      <a:fillRect/>
+                    </a:stretch>
+                  </pic:blipFill>
+                  <pic:spPr>
+                    <a:xfrm>
+                      <a:off x="0" y="0"/>
+                      <a:ext cx="5943600" cy="5308600"/>
+                    </a:xfrm>
+                    <a:prstGeom prst="rect"/>
+                    <a:ln/>
+                  </pic:spPr>
+                </pic:pic>
+              </a:graphicData>
+            </a:graphic>
+          </wp:inline>
+        </w:drawing>
+      </w:r>
+      <w:r>
+        <w:rPr>
+          <w:rtl w:val="0"/>
+        </w:rPr>
+      </w:r>
+    </w:p>
+    <w:p>
+      <w:pPr>
         <w:pStyle w:val="Heading2"/>
         <w:numPr>
           <w:ilvl w:val="1"/>
@@ -5366,8 +5478,8 @@
           <w:szCs w:val="22"/>
         </w:rPr>
       </w:pPr>
-      <w:bookmarkStart w:colFirst="0" w:colLast="0" w:name="_6pkgacd9kht5" w:id="64"/>
-      <w:bookmarkEnd w:id="64"/>
+      <w:bookmarkStart w:colFirst="0" w:colLast="0" w:name="_6pkgacd9kht5" w:id="66"/>
+      <w:bookmarkEnd w:id="66"/>
       <w:r>
         <w:rPr>
           <w:rFonts w:ascii="Arial" w:cs="Arial" w:eastAsia="Arial" w:hAnsi="Arial"/>
@@ -5387,8 +5499,8 @@
           <w:szCs w:val="22"/>
         </w:rPr>
       </w:pPr>
-      <w:bookmarkStart w:colFirst="0" w:colLast="0" w:name="_6pkgacd9kht5" w:id="64"/>
-      <w:bookmarkEnd w:id="64"/>
+      <w:bookmarkStart w:colFirst="0" w:colLast="0" w:name="_6pkgacd9kht5" w:id="66"/>
+      <w:bookmarkEnd w:id="66"/>
       <w:r>
         <w:rPr>
           <w:rFonts w:ascii="Arial" w:cs="Arial" w:eastAsia="Arial" w:hAnsi="Arial"/>
@@ -5438,8 +5550,8 @@
           <w:szCs w:val="22"/>
         </w:rPr>
       </w:pPr>
-      <w:bookmarkStart w:colFirst="0" w:colLast="0" w:name="_d76d1bskbp24" w:id="65"/>
-      <w:bookmarkEnd w:id="65"/>
+      <w:bookmarkStart w:colFirst="0" w:colLast="0" w:name="_d76d1bskbp24" w:id="67"/>
+      <w:bookmarkEnd w:id="67"/>
       <w:r>
         <w:rPr>
           <w:rFonts w:ascii="Arial" w:cs="Arial" w:eastAsia="Arial" w:hAnsi="Arial"/>
@@ -5461,8 +5573,8 @@
           <w:szCs w:val="22"/>
         </w:rPr>
       </w:pPr>
-      <w:bookmarkStart w:colFirst="0" w:colLast="0" w:name="_d76d1bskbp24" w:id="65"/>
-      <w:bookmarkEnd w:id="65"/>
+      <w:bookmarkStart w:colFirst="0" w:colLast="0" w:name="_d76d1bskbp24" w:id="67"/>
+      <w:bookmarkEnd w:id="67"/>
       <w:r>
         <w:rPr>
           <w:rFonts w:ascii="Arial" w:cs="Arial" w:eastAsia="Arial" w:hAnsi="Arial"/>
@@ -5514,8 +5626,8 @@
           <w:szCs w:val="22"/>
         </w:rPr>
       </w:pPr>
-      <w:bookmarkStart w:colFirst="0" w:colLast="0" w:name="_kr14vo5rpu0r" w:id="66"/>
-      <w:bookmarkEnd w:id="66"/>
+      <w:bookmarkStart w:colFirst="0" w:colLast="0" w:name="_kr14vo5rpu0r" w:id="68"/>
+      <w:bookmarkEnd w:id="68"/>
       <w:r>
         <w:rPr>
           <w:rFonts w:ascii="Arial" w:cs="Arial" w:eastAsia="Arial" w:hAnsi="Arial"/>
@@ -5589,8 +5701,8 @@
           <w:vertAlign w:val="baseline"/>
         </w:rPr>
       </w:pPr>
-      <w:bookmarkStart w:colFirst="0" w:colLast="0" w:name="_qx9ieskowkax" w:id="67"/>
-      <w:bookmarkEnd w:id="67"/>
+      <w:bookmarkStart w:colFirst="0" w:colLast="0" w:name="_qx9ieskowkax" w:id="69"/>
+      <w:bookmarkEnd w:id="69"/>
       <w:r>
         <w:rPr>
           <w:rFonts w:ascii="Arial" w:cs="Arial" w:eastAsia="Arial" w:hAnsi="Arial"/>
@@ -6236,8 +6348,8 @@
           <w:vertAlign w:val="baseline"/>
         </w:rPr>
       </w:pPr>
-      <w:bookmarkStart w:colFirst="0" w:colLast="0" w:name="_dx2bnxu0wnij" w:id="68"/>
-      <w:bookmarkEnd w:id="68"/>
+      <w:bookmarkStart w:colFirst="0" w:colLast="0" w:name="_dx2bnxu0wnij" w:id="70"/>
+      <w:bookmarkEnd w:id="70"/>
       <w:r>
         <w:rPr>
           <w:rFonts w:ascii="Times New Roman" w:cs="Times New Roman" w:eastAsia="Times New Roman" w:hAnsi="Times New Roman"/>
@@ -6294,8 +6406,8 @@
         <w:ind w:left="0" w:firstLine="0"/>
         <w:rPr/>
       </w:pPr>
-      <w:bookmarkStart w:colFirst="0" w:colLast="0" w:name="_tufkczdwzgbi" w:id="69"/>
-      <w:bookmarkEnd w:id="69"/>
+      <w:bookmarkStart w:colFirst="0" w:colLast="0" w:name="_tufkczdwzgbi" w:id="71"/>
+      <w:bookmarkEnd w:id="71"/>
       <w:r>
         <w:rPr>
           <w:b w:val="1"/>
@@ -6321,8 +6433,8 @@
         <w:ind w:left="0" w:firstLine="0"/>
         <w:rPr/>
       </w:pPr>
-      <w:bookmarkStart w:colFirst="0" w:colLast="0" w:name="_ey3mb715o64y" w:id="70"/>
-      <w:bookmarkEnd w:id="70"/>
+      <w:bookmarkStart w:colFirst="0" w:colLast="0" w:name="_ey3mb715o64y" w:id="72"/>
+      <w:bookmarkEnd w:id="72"/>
       <w:r>
         <w:rPr>
           <w:b w:val="1"/>
@@ -6371,8 +6483,8 @@
           <w:vertAlign w:val="baseline"/>
         </w:rPr>
       </w:pPr>
-      <w:bookmarkStart w:colFirst="0" w:colLast="0" w:name="_q40l6wp0hjwd" w:id="71"/>
-      <w:bookmarkEnd w:id="71"/>
+      <w:bookmarkStart w:colFirst="0" w:colLast="0" w:name="_q40l6wp0hjwd" w:id="73"/>
+      <w:bookmarkEnd w:id="73"/>
       <w:r>
         <w:rPr>
           <w:rFonts w:ascii="Arial" w:cs="Arial" w:eastAsia="Arial" w:hAnsi="Arial"/>
@@ -6451,8 +6563,8 @@
           <w:vertAlign w:val="baseline"/>
         </w:rPr>
       </w:pPr>
-      <w:bookmarkStart w:colFirst="0" w:colLast="0" w:name="_boiv8nxn42j2" w:id="72"/>
-      <w:bookmarkEnd w:id="72"/>
+      <w:bookmarkStart w:colFirst="0" w:colLast="0" w:name="_boiv8nxn42j2" w:id="74"/>
+      <w:bookmarkEnd w:id="74"/>
       <w:r>
         <w:rPr>
           <w:rFonts w:ascii="Arial" w:cs="Arial" w:eastAsia="Arial" w:hAnsi="Arial"/>
@@ -6531,8 +6643,8 @@
           <w:vertAlign w:val="baseline"/>
         </w:rPr>
       </w:pPr>
-      <w:bookmarkStart w:colFirst="0" w:colLast="0" w:name="_zdi4d0m0wh0s" w:id="73"/>
-      <w:bookmarkEnd w:id="73"/>
+      <w:bookmarkStart w:colFirst="0" w:colLast="0" w:name="_zdi4d0m0wh0s" w:id="75"/>
+      <w:bookmarkEnd w:id="75"/>
       <w:r>
         <w:rPr>
           <w:rFonts w:ascii="Arial" w:cs="Arial" w:eastAsia="Arial" w:hAnsi="Arial"/>
@@ -6611,8 +6723,8 @@
           <w:vertAlign w:val="baseline"/>
         </w:rPr>
       </w:pPr>
-      <w:bookmarkStart w:colFirst="0" w:colLast="0" w:name="_euzw8cq373am" w:id="74"/>
-      <w:bookmarkEnd w:id="74"/>
+      <w:bookmarkStart w:colFirst="0" w:colLast="0" w:name="_euzw8cq373am" w:id="76"/>
+      <w:bookmarkEnd w:id="76"/>
       <w:r>
         <w:rPr>
           <w:rFonts w:ascii="Arial" w:cs="Arial" w:eastAsia="Arial" w:hAnsi="Arial"/>
@@ -6691,8 +6803,8 @@
           <w:vertAlign w:val="baseline"/>
         </w:rPr>
       </w:pPr>
-      <w:bookmarkStart w:colFirst="0" w:colLast="0" w:name="_pnti0mz4ty3a" w:id="75"/>
-      <w:bookmarkEnd w:id="75"/>
+      <w:bookmarkStart w:colFirst="0" w:colLast="0" w:name="_pnti0mz4ty3a" w:id="77"/>
+      <w:bookmarkEnd w:id="77"/>
       <w:r>
         <w:rPr>
           <w:rFonts w:ascii="Arial" w:cs="Arial" w:eastAsia="Arial" w:hAnsi="Arial"/>
@@ -6771,8 +6883,8 @@
           <w:vertAlign w:val="baseline"/>
         </w:rPr>
       </w:pPr>
-      <w:bookmarkStart w:colFirst="0" w:colLast="0" w:name="_3akn7gmgssk1" w:id="76"/>
-      <w:bookmarkEnd w:id="76"/>
+      <w:bookmarkStart w:colFirst="0" w:colLast="0" w:name="_3akn7gmgssk1" w:id="78"/>
+      <w:bookmarkEnd w:id="78"/>
       <w:r>
         <w:rPr>
           <w:rFonts w:ascii="Arial" w:cs="Arial" w:eastAsia="Arial" w:hAnsi="Arial"/>
@@ -6803,8 +6915,8 @@
           <w:vertAlign w:val="baseline"/>
         </w:rPr>
       </w:pPr>
-      <w:bookmarkStart w:colFirst="0" w:colLast="0" w:name="_jxi0paf0cv0y" w:id="77"/>
-      <w:bookmarkEnd w:id="77"/>
+      <w:bookmarkStart w:colFirst="0" w:colLast="0" w:name="_jxi0paf0cv0y" w:id="79"/>
+      <w:bookmarkEnd w:id="79"/>
       <w:r>
         <w:rPr>
           <w:vertAlign w:val="baseline"/>
@@ -6846,8 +6958,8 @@
           <w:vertAlign w:val="baseline"/>
         </w:rPr>
       </w:pPr>
-      <w:bookmarkStart w:colFirst="0" w:colLast="0" w:name="_l7vtpuwxlxc" w:id="78"/>
-      <w:bookmarkEnd w:id="78"/>
+      <w:bookmarkStart w:colFirst="0" w:colLast="0" w:name="_l7vtpuwxlxc" w:id="80"/>
+      <w:bookmarkEnd w:id="80"/>
       <w:r>
         <w:rPr>
           <w:rFonts w:ascii="Arial" w:cs="Arial" w:eastAsia="Arial" w:hAnsi="Arial"/>
@@ -6878,8 +6990,8 @@
           <w:vertAlign w:val="baseline"/>
         </w:rPr>
       </w:pPr>
-      <w:bookmarkStart w:colFirst="0" w:colLast="0" w:name="_yv6zwfmlm93y" w:id="79"/>
-      <w:bookmarkEnd w:id="79"/>
+      <w:bookmarkStart w:colFirst="0" w:colLast="0" w:name="_yv6zwfmlm93y" w:id="81"/>
+      <w:bookmarkEnd w:id="81"/>
       <w:r>
         <w:rPr>
           <w:vertAlign w:val="baseline"/>
@@ -6921,8 +7033,8 @@
           <w:vertAlign w:val="baseline"/>
         </w:rPr>
       </w:pPr>
-      <w:bookmarkStart w:colFirst="0" w:colLast="0" w:name="_loyhd8v64vum" w:id="80"/>
-      <w:bookmarkEnd w:id="80"/>
+      <w:bookmarkStart w:colFirst="0" w:colLast="0" w:name="_loyhd8v64vum" w:id="82"/>
+      <w:bookmarkEnd w:id="82"/>
       <w:r>
         <w:rPr>
           <w:rFonts w:ascii="Arial" w:cs="Arial" w:eastAsia="Arial" w:hAnsi="Arial"/>
@@ -6972,8 +7084,8 @@
           <w:vertAlign w:val="baseline"/>
         </w:rPr>
       </w:pPr>
-      <w:bookmarkStart w:colFirst="0" w:colLast="0" w:name="_sjgttuj8cpor" w:id="81"/>
-      <w:bookmarkEnd w:id="81"/>
+      <w:bookmarkStart w:colFirst="0" w:colLast="0" w:name="_sjgttuj8cpor" w:id="83"/>
+      <w:bookmarkEnd w:id="83"/>
       <w:r>
         <w:rPr>
           <w:vertAlign w:val="baseline"/>
@@ -7129,7 +7241,7 @@
       </w:r>
     </w:p>
     <w:sectPr>
-      <w:headerReference r:id="rId16" w:type="default"/>
+      <w:headerReference r:id="rId18" w:type="default"/>
       <w:type w:val="nextPage"/>
       <w:pgSz w:h="15840" w:w="12240" w:orient="portrait"/>
       <w:pgMar w:bottom="1440" w:top="1440" w:left="1296" w:right="1296" w:header="720" w:footer="720"/>
